--- a/docs/print/需求审查讲稿.docx
+++ b/docs/print/需求审查讲稿.docx
@@ -9,245 +9,6 @@
       </w:pPr>
       <w:r>
         <w:t xml:space="preserve">需求审查讲稿（10.9）</w:t>
-      </w:r>
-    </w:p>
-    <w:p>
-      <w:pPr>
-        <w:pStyle w:val="Heading1"/>
-        <w:keepNext/>
-      </w:pPr>
-      <w:r>
-        <w:t xml:space="preserve">二、5 分钟讲稿</w:t>
-      </w:r>
-    </w:p>
-    <w:p>
-      <w:pPr>
-        <w:spacing w:after="140" w:line="320"/>
-      </w:pPr>
-      <w:r>
-        <w:t xml:space="preserve">括号内是该段结束时的累计时间。全文约 1 250 字，正常语速刚好 5 分钟；超时先砍第 4 段。</w:t>
-      </w:r>
-    </w:p>
-    <w:p>
-      <w:pPr>
-        <w:spacing w:after="140" w:line="320"/>
-      </w:pPr>
-      <w:r>
-        <w:rPr>
-          <w:b/>
-          <w:bCs/>
-        </w:rPr>
-        <w:t xml:space="preserve">1 做什么（0:50）</w:t>
-      </w:r>
-    </w:p>
-    <w:p>
-      <w:pPr>
-        <w:spacing w:after="140" w:line="320"/>
-      </w:pPr>
-      <w:r>
-        <w:t xml:space="preserve">我们做的是垃圾分拣机械臂，硬件是昇腾开发板、六舵机机械臂，和装在腕部的一个单目相机。流程五步：相机看到、算坐标、臂动、抓起投放、记录。</w:t>
-      </w:r>
-    </w:p>
-    <w:p>
-      <w:pPr>
-        <w:spacing w:after="140" w:line="320"/>
-      </w:pPr>
-      <w:r>
-        <w:t xml:space="preserve">功能分三档。必做五项：YOLO 检测、抓取投放、Web 运行日志、兜底机制，以及投进真实的分类筐。排期内十二项，主要是 Web 控制面板、声光和堵转保护、手势表情和语音。还有两项备选，堆叠抓取和搭积木塔，要改抓取模型，不排期。</w:t>
-      </w:r>
-    </w:p>
-    <w:p>
-      <w:pPr>
-        <w:spacing w:after="140" w:line="320"/>
-      </w:pPr>
-      <w:r>
-        <w:t xml:space="preserve">先说进度：识别和抓取已经在实机上跑通，前端还没有开始。</w:t>
-      </w:r>
-    </w:p>
-    <w:p>
-      <w:pPr>
-        <w:spacing w:after="140" w:line="320"/>
-      </w:pPr>
-      <w:r>
-        <w:rPr>
-          <w:b/>
-          <w:bCs/>
-        </w:rPr>
-        <w:t xml:space="preserve">2 不做什么（1:25）</w:t>
-      </w:r>
-    </w:p>
-    <w:p>
-      <w:pPr>
-        <w:spacing w:after="140" w:line="320"/>
-      </w:pPr>
-      <w:r>
-        <w:t xml:space="preserve">明确不做七项：多机协同、自动避障、按形状排抓取优先级、非方块的真实垃圾、深度相机，还有两项是想要但放弃的。</w:t>
-      </w:r>
-    </w:p>
-    <w:p>
-      <w:pPr>
-        <w:spacing w:after="140" w:line="320"/>
-      </w:pPr>
-      <w:r>
-        <w:t xml:space="preserve">一是压力传感。这台机械臂的库只能读角度，读不到电流和负载，加传感器要改夹爪。我们改用指令和回读的差值来判断接触。二是自动翻面。我们试过夹起来倾斜后松手，两次都落回原来那一面，所以改为人工翻面。</w:t>
-      </w:r>
-    </w:p>
-    <w:p>
-      <w:pPr>
-        <w:spacing w:after="140" w:line="320"/>
-      </w:pPr>
-      <w:r>
-        <w:rPr>
-          <w:b/>
-          <w:bCs/>
-        </w:rPr>
-        <w:t xml:space="preserve">3 验收指标（2:55）</w:t>
-      </w:r>
-    </w:p>
-    <w:p>
-      <w:pPr>
-        <w:spacing w:after="140" w:line="320"/>
-      </w:pPr>
-      <w:r>
-        <w:t xml:space="preserve">每项功能都配了数字，我讲必做的五项。</w:t>
-      </w:r>
-    </w:p>
-    <w:p>
-      <w:pPr>
-        <w:spacing w:after="140" w:line="320"/>
-      </w:pPr>
-      <w:r>
-        <w:t xml:space="preserve">识别：验收线是 </w:t>
-      </w:r>
-      <w:r>
-        <w:t xml:space="preserve">mAP@0.5</w:t>
-      </w:r>
-      <w:r>
-        <w:t xml:space="preserve"> 不低于 0.90，板上单帧不超过 50 毫秒。现在实测 0.952，单帧 12.9 毫秒，跑在板子的 NPU 上。数据集是自己做的，160 张真实图加 800 张合成图，标注来自摆放位置而不是模型输出，验证集按整轮留出。</w:t>
-      </w:r>
-    </w:p>
-    <w:p>
-      <w:pPr>
-        <w:spacing w:after="140" w:line="320"/>
-      </w:pPr>
-      <w:r>
-        <w:t xml:space="preserve">分拣：工作区是离基座 13 到 28 厘米，任意位置任意朝向。验收线是连续 10 轮、每轮 4 块，至少 8 轮全中，单块不超过 30 秒。现在最好一轮 4 块全中，整轮 99 秒，单块中位 22 秒。但要说明，成功率样本还不够，累计是 22 次成功 18 次，其中混有修复前的数据，所以这一条我们按目标写，不按已达成写。</w:t>
-      </w:r>
-    </w:p>
-    <w:p>
-      <w:pPr>
-        <w:spacing w:after="140" w:line="320"/>
-      </w:pPr>
-      <w:r>
-        <w:t xml:space="preserve">前端：4 个页面，事件从写入到展示不超过 1 秒，每条记录 6 个字段。</w:t>
-      </w:r>
-    </w:p>
-    <w:p>
-      <w:pPr>
-        <w:spacing w:after="140" w:line="320"/>
-      </w:pPr>
-      <w:r>
-        <w:t xml:space="preserve">兜底：连续 10 轮不需要人工干预，单次失败处理不超过 5 秒。代码里已有 7 条失败路径并有测试，还没按这个口径量化。</w:t>
-      </w:r>
-    </w:p>
-    <w:p>
-      <w:pPr>
-        <w:spacing w:after="140" w:line="320"/>
-      </w:pPr>
-      <w:r>
-        <w:t xml:space="preserve">容器：开口不小于 8 厘米，连续 10 轮至少 8 轮全部落入正确的筐，不碰倒容器。</w:t>
-      </w:r>
-    </w:p>
-    <w:p>
-      <w:pPr>
-        <w:spacing w:after="140" w:line="320"/>
-      </w:pPr>
-      <w:r>
-        <w:rPr>
-          <w:b/>
-          <w:bCs/>
-        </w:rPr>
-        <w:t xml:space="preserve">4 接口契约（3:35）</w:t>
-      </w:r>
-    </w:p>
-    <w:p>
-      <w:pPr>
-        <w:spacing w:after="140" w:line="320"/>
-      </w:pPr>
-      <w:r>
-        <w:t xml:space="preserve">模块之间只传文件。感知给执行一份 scene.json，里面是每块的中心坐标、朝向和类别，单位是厘米和度。执行给前端一份 log.jsonl，每行一个事件，有时间、类别、来源坐标、目标容器、耗时和夹爪回读。前端下发指令是一个 JSON。</w:t>
-      </w:r>
-    </w:p>
-    <w:p>
-      <w:pPr>
-        <w:spacing w:after="140" w:line="320"/>
-      </w:pPr>
-      <w:r>
-        <w:t xml:space="preserve">关键是前端只读日志文件，不需要机械臂在线，所以前端和硬件可以并行开发。</w:t>
-      </w:r>
-    </w:p>
-    <w:p>
-      <w:pPr>
-        <w:spacing w:after="140" w:line="320"/>
-      </w:pPr>
-      <w:r>
-        <w:rPr>
-          <w:b/>
-          <w:bCs/>
-        </w:rPr>
-        <w:t xml:space="preserve">5 已知风险（4:35）</w:t>
-      </w:r>
-    </w:p>
-    <w:p>
-      <w:pPr>
-        <w:spacing w:after="140" w:line="320"/>
-      </w:pPr>
-      <w:r>
-        <w:t xml:space="preserve">三条风险都是实测里真的失败过的。</w:t>
-      </w:r>
-    </w:p>
-    <w:p>
-      <w:pPr>
-        <w:spacing w:after="140" w:line="320"/>
-      </w:pPr>
-      <w:r>
-        <w:t xml:space="preserve">第一，地图靠近基座的那一带，横向定位偏大约 2 厘米，有一块连续两次夹空，而检测器看上去完全正常。替代方案是抓之前先下探核对高度，再不行就把工作区收缩。</w:t>
-      </w:r>
-    </w:p>
-    <w:p>
-      <w:pPr>
-        <w:spacing w:after="140" w:line="320"/>
-      </w:pPr>
-      <w:r>
-        <w:t xml:space="preserve">第二，夹爪舵机有时会忽略大跨度指令，22 次里出现 6 次。做法是先夹，回读没动再唤醒重试，最多三次，仍失败就跳过并记日志。</w:t>
-      </w:r>
-    </w:p>
-    <w:p>
-      <w:pPr>
-        <w:spacing w:after="140" w:line="320"/>
-      </w:pPr>
-      <w:r>
-        <w:t xml:space="preserve">第三，坐标和时钟的隐性错位。我们曾因为一行赋值让每次下探高了 0.8 厘米，把方块弹飞；板卡时钟还比开发机快 8 小时。所以高度只信触碰标定，延迟只用同一台设备的时钟测。</w:t>
-      </w:r>
-    </w:p>
-    <w:p>
-      <w:pPr>
-        <w:spacing w:after="140" w:line="320"/>
-      </w:pPr>
-      <w:r>
-        <w:rPr>
-          <w:b/>
-          <w:bCs/>
-        </w:rPr>
-        <w:t xml:space="preserve">6 排期与分工（5:00）</w:t>
-      </w:r>
-    </w:p>
-    <w:p>
-      <w:pPr>
-        <w:spacing w:after="140" w:line="320"/>
-      </w:pPr>
-      <w:r>
-        <w:t xml:space="preserve">排期从 12 月 25 日答辩倒排：10 月下旬做前端和控制面板，11 月上旬做容器联调和兜底量化，11 月 13 日中期展示时必做五项全部可演示，12 月 18 日冻结。四个人分别负责感知执行、Web 前端、硬件与交互、测试与文档。每项功能只有一个负责人，每个阶段每人交什么、怎么点验，都列在文档里。谢谢。</w:t>
       </w:r>
     </w:p>
     <w:p>
@@ -382,7 +143,7 @@
                 <w:sz w:val="18"/>
                 <w:szCs w:val="18"/>
               </w:rPr>
-              <w:t xml:space="preserve">功能这么多，做得完吗？</w:t>
+              <w:t xml:space="preserve">四个人怎么同时干活，会不会互相等？</w:t>
             </w:r>
           </w:p>
         </w:tc>
@@ -411,7 +172,7 @@
                 <w:sz w:val="18"/>
                 <w:szCs w:val="18"/>
               </w:rPr>
-              <w:t xml:space="preserve">必做只有 5 项，其中 2 项已跑通。排期内 12 项在 12.18 冻结前没完成的不再追加；2 项备选不排期。中期展示只承诺必做 5 项。</w:t>
+              <w:t xml:space="preserve">接口第 6 周先定稿。网页用 21 轮已有日志回放、控制面板接离线模拟，手势语音先在电脑上做，容器到货前用纸盒，测试用日志回放和失败注入。只有每周约 2 小时实机要排队，按提前提交的上机清单轮流。</w:t>
             </w:r>
           </w:p>
         </w:tc>
@@ -445,7 +206,7 @@
                 <w:sz w:val="18"/>
                 <w:szCs w:val="18"/>
               </w:rPr>
-              <w:t xml:space="preserve">抓取成功率到底多少？</w:t>
+              <w:t xml:space="preserve">验收是不是都堆在最后？</w:t>
             </w:r>
           </w:p>
         </w:tc>
@@ -474,7 +235,7 @@
                 <w:sz w:val="18"/>
                 <w:szCs w:val="18"/>
               </w:rPr>
-              <w:t xml:space="preserve">现在不能给可信数字。最好一轮 4/4，累计 18/22 且混有修复前的轮次。第 6–7 周做一次不中断的连续 10 轮，再报数。</w:t>
+              <w:t xml:space="preserve">不是。10.23、11.6、11.27、12.11 四个验收点，每次验上一阶段交付的功能，没过的进下一阶段首周修复，优先于新功能。12.11 之后不再加功能。</w:t>
             </w:r>
           </w:p>
         </w:tc>
@@ -508,7 +269,7 @@
                 <w:sz w:val="18"/>
                 <w:szCs w:val="18"/>
               </w:rPr>
-              <w:t xml:space="preserve">只有 4 块方块，mAP 0.952 是不是过拟合？</w:t>
+              <w:t xml:space="preserve">功能这么多，做得完吗？</w:t>
             </w:r>
           </w:p>
         </w:tc>
@@ -537,7 +298,7 @@
                 <w:sz w:val="18"/>
                 <w:szCs w:val="18"/>
               </w:rPr>
-              <w:t xml:space="preserve">对象确实只有这一套 16 种贴纸加 4 种纯色。验证集按整轮留出，避免同一摆放的不同视角泄漏；另外离线 60 块、自动循环 3 轮 12 块都是全部找到且类别正确。换别的物体需要重新采集，这在“不做什么”里写明了。</w:t>
+              <w:t xml:space="preserve">必做只有 5 项，其中 2 项已跑通。排期内 12 项在 12.18 冻结前没完成的不再追加；2 项备选不排期。中期展示只承诺必做 5 项。</w:t>
             </w:r>
           </w:p>
         </w:tc>
@@ -571,7 +332,7 @@
                 <w:sz w:val="18"/>
                 <w:szCs w:val="18"/>
               </w:rPr>
-              <w:t xml:space="preserve">标注怎么来的？</w:t>
+              <w:t xml:space="preserve">抓取成功率到底多少？</w:t>
             </w:r>
           </w:p>
         </w:tc>
@@ -600,7 +361,7 @@
                 <w:sz w:val="18"/>
                 <w:szCs w:val="18"/>
               </w:rPr>
-              <w:t xml:space="preserve">脚本随机指定地图码，人把物块放上去，按码位置和相机模型自动生成框。检测器不参与标注。3 次人为摆错都按正射图改正，并写了自动查错脚本。</w:t>
+              <w:t xml:space="preserve">现在不能给可信数字。最好一轮 4/4，累计 18/22 且混有修复前的轮次。第 6–7 周做一次不中断的连续 10 轮，再报数。</w:t>
             </w:r>
           </w:p>
         </w:tc>
@@ -634,7 +395,7 @@
                 <w:sz w:val="18"/>
                 <w:szCs w:val="18"/>
               </w:rPr>
-              <w:t xml:space="preserve">单目相机怎么得到位置？</w:t>
+              <w:t xml:space="preserve">只有 4 块方块，mAP 0.952 是不是过拟合？</w:t>
             </w:r>
           </w:p>
         </w:tc>
@@ -663,7 +424,7 @@
                 <w:sz w:val="18"/>
                 <w:szCs w:val="18"/>
               </w:rPr>
-              <w:t xml:space="preserve">桌面上有 20 个 ArUco 码的 A4 地图，确定桌面坐标系；方块是已知的 3 cm 立方体，顶面在已知高度的平面上，多视角重采样到这个平面再定位。中心误差中位 0.0 cm、p90 1.04 cm。</w:t>
+              <w:t xml:space="preserve">对象确实只有这一套 16 种贴纸加 4 种纯色。验证集按整轮留出，避免同一摆放的不同视角泄漏；另外离线 60 块、自动循环 3 轮 12 块都是全部找到且类别正确。换别的物体需要重新采集，这在“不做什么”里写明了。</w:t>
             </w:r>
           </w:p>
         </w:tc>
@@ -697,7 +458,7 @@
                 <w:sz w:val="18"/>
                 <w:szCs w:val="18"/>
               </w:rPr>
-              <w:t xml:space="preserve">为什么不用官方模型和 ROS 2 工程？</w:t>
+              <w:t xml:space="preserve">标注怎么来的？</w:t>
             </w:r>
           </w:p>
         </w:tc>
@@ -726,7 +487,7 @@
                 <w:sz w:val="18"/>
                 <w:szCs w:val="18"/>
               </w:rPr>
-              <w:t xml:space="preserve">官方依赖包里的模型只有三类，没有“其他”类，实测常与我们的结果矛盾，只作对照。官方 ROS 2 工程源码已归档审计，但没有在这块板上验证过。</w:t>
+              <w:t xml:space="preserve">脚本随机指定地图码，人把物块放上去，按码位置和相机模型自动生成框。检测器不参与标注。3 次人为摆错都按正射图改正，并写了自动查错脚本。</w:t>
             </w:r>
           </w:p>
         </w:tc>
@@ -760,7 +521,7 @@
                 <w:sz w:val="18"/>
                 <w:szCs w:val="18"/>
               </w:rPr>
-              <w:t xml:space="preserve">容器没到货怎么办？</w:t>
+              <w:t xml:space="preserve">单目相机怎么得到位置？</w:t>
             </w:r>
           </w:p>
         </w:tc>
@@ -789,7 +550,7 @@
                 <w:sz w:val="18"/>
                 <w:szCs w:val="18"/>
               </w:rPr>
-              <w:t xml:space="preserve">先用同尺寸纸盒完成位置标定和联调。选型约束已有：开口 ≥ 8 cm、弧形摆放、壁高建议 ≤ 4 cm 以保留俯视核对。</w:t>
+              <w:t xml:space="preserve">桌面上有 20 个 ArUco 码的 A4 地图，确定桌面坐标系；方块是已知的 3 cm 立方体，顶面在已知高度的平面上，多视角重采样到这个平面再定位。中心误差中位 0.0 cm、p90 1.04 cm。</w:t>
             </w:r>
           </w:p>
         </w:tc>
@@ -823,7 +584,7 @@
                 <w:sz w:val="18"/>
                 <w:szCs w:val="18"/>
               </w:rPr>
-              <w:t xml:space="preserve">堵转保护是急停吗？</w:t>
+              <w:t xml:space="preserve">为什么不用官方模型和 ROS 2 工程？</w:t>
             </w:r>
           </w:p>
         </w:tc>
@@ -852,22 +613,7 @@
                 <w:sz w:val="18"/>
                 <w:szCs w:val="18"/>
               </w:rPr>
-              <w:t xml:space="preserve">不承诺急停。我们每个运动分段核对一次回读，检出后不再下发后续分段，目标是 0.5 秒内检出。库里的 </w:t>
-            </w:r>
-            <w:r>
-              <w:rPr>
-                <w:rFonts w:ascii="Menlo" w:cs="Menlo" w:eastAsia="PingFang SC" w:hAnsi="Menlo"/>
-                <w:sz w:val="17"/>
-                <w:szCs w:val="17"/>
-              </w:rPr>
-              <w:t xml:space="preserve">Arm_Action_Mode(0)</w:t>
-            </w:r>
-            <w:r>
-              <w:rPr>
-                <w:sz w:val="18"/>
-                <w:szCs w:val="18"/>
-              </w:rPr>
-              <w:t xml:space="preserve"> 是否等同急停还没验证。</w:t>
+              <w:t xml:space="preserve">官方依赖包里的模型只有三类，没有“其他”类，实测常与我们的结果矛盾，只作对照。官方 ROS 2 工程源码已归档审计，但没有在这块板上验证过。</w:t>
             </w:r>
           </w:p>
         </w:tc>
@@ -901,7 +647,7 @@
                 <w:sz w:val="18"/>
                 <w:szCs w:val="18"/>
               </w:rPr>
-              <w:t xml:space="preserve">语音、灯光的硬件有吗？</w:t>
+              <w:t xml:space="preserve">容器没到货怎么办？</w:t>
             </w:r>
           </w:p>
         </w:tc>
@@ -930,7 +676,7 @@
                 <w:sz w:val="18"/>
                 <w:szCs w:val="18"/>
               </w:rPr>
-              <w:t xml:space="preserve">蜂鸣器和 RGB 指令能发出且无总线错误，但灯色没有确认；音频模块课程资料里有，本机没测过。两项都写了硬件不可用时的退路。</w:t>
+              <w:t xml:space="preserve">先用同尺寸纸盒完成位置标定和联调。选型约束已有：开口 ≥ 8 cm、弧形摆放、壁高建议 ≤ 4 cm 以保留俯视核对。</w:t>
             </w:r>
           </w:p>
         </w:tc>
@@ -964,7 +710,7 @@
                 <w:sz w:val="18"/>
                 <w:szCs w:val="18"/>
               </w:rPr>
-              <w:t xml:space="preserve">手机小程序来得及吗？</w:t>
+              <w:t xml:space="preserve">奇异点具体怎么处理？</w:t>
             </w:r>
           </w:p>
         </w:tc>
@@ -993,7 +739,7 @@
                 <w:sz w:val="18"/>
                 <w:szCs w:val="18"/>
               </w:rPr>
-              <w:t xml:space="preserve">兜底是先做手机浏览器可用的响应式页面，小程序需要注册审核和 HTTPS 域名。</w:t>
+              <w:t xml:space="preserve">实测里手臂接近伸直或折到头时，逆解会无解，或相邻两步关节角跳 16–22°。处理有三层：规划时在多组俯角、半径、高度里找可行解；跳变超过阈值直接拒绝、不发指令；仍无解的方块跳过并记日志。工作区因此限定在离基座 13–28 cm。</w:t>
             </w:r>
           </w:p>
         </w:tc>
@@ -1027,7 +773,7 @@
                 <w:sz w:val="18"/>
                 <w:szCs w:val="18"/>
               </w:rPr>
-              <w:t xml:space="preserve">兜底的 7 条路径是哪些？</w:t>
+              <w:t xml:space="preserve">为什么不换深度相机或加力传感器？</w:t>
             </w:r>
           </w:p>
         </w:tc>
@@ -1056,7 +802,7 @@
                 <w:sz w:val="18"/>
                 <w:szCs w:val="18"/>
               </w:rPr>
-              <w:t xml:space="preserve">夹爪没动则唤醒重试；夹空则记录并跳过；类别证据不足或位置不可达则跳过；放不下则放回原位，放不回则报错停机；接近遇阻则重新使能并退回观察位。完整清单与测试在仓库里，现场不逐条背。</w:t>
+              <w:t xml:space="preserve">触碰实测几何模型误差 0.15 cm，定位本身够用；瓶颈在视场和活动范围，不在深度。力传感器要改夹爪，改用指令与回读的差值和夹爪回读角度代替。</w:t>
             </w:r>
           </w:p>
         </w:tc>
@@ -1090,6 +836,273 @@
                 <w:sz w:val="18"/>
                 <w:szCs w:val="18"/>
               </w:rPr>
+              <w:t xml:space="preserve">堵转保护是急停吗？</w:t>
+            </w:r>
+          </w:p>
+        </w:tc>
+        <w:tc>
+          <w:tcPr>
+            <w:tcW w:type="dxa" w:w="5216"/>
+            <w:tcBorders>
+              <w:top w:val="single" w:color="B5B5B5" w:sz="4"/>
+              <w:left w:val="single" w:color="B5B5B5" w:sz="4"/>
+              <w:bottom w:val="single" w:color="B5B5B5" w:sz="4"/>
+              <w:right w:val="single" w:color="B5B5B5" w:sz="4"/>
+            </w:tcBorders>
+            <w:tcMar>
+              <w:top w:type="dxa" w:w="50"/>
+              <w:left w:type="dxa" w:w="90"/>
+              <w:bottom w:type="dxa" w:w="50"/>
+              <w:right w:type="dxa" w:w="90"/>
+            </w:tcMar>
+          </w:tcPr>
+          <w:p>
+            <w:pPr>
+              <w:spacing w:after="0" w:line="264"/>
+            </w:pPr>
+            <w:r>
+              <w:rPr>
+                <w:sz w:val="18"/>
+                <w:szCs w:val="18"/>
+              </w:rPr>
+              <w:t xml:space="preserve">不承诺急停。我们每个运动分段核对一次回读，检出后不再下发后续分段，目标是 0.5 秒内检出。库里的 </w:t>
+            </w:r>
+            <w:r>
+              <w:rPr>
+                <w:rFonts w:ascii="Menlo" w:cs="Menlo" w:eastAsia="PingFang SC" w:hAnsi="Menlo"/>
+                <w:sz w:val="17"/>
+                <w:szCs w:val="17"/>
+              </w:rPr>
+              <w:t xml:space="preserve">Arm_Action_Mode(0)</w:t>
+            </w:r>
+            <w:r>
+              <w:rPr>
+                <w:sz w:val="18"/>
+                <w:szCs w:val="18"/>
+              </w:rPr>
+              <w:t xml:space="preserve"> 是否等同急停还没验证。</w:t>
+            </w:r>
+          </w:p>
+        </w:tc>
+      </w:tr>
+      <w:tr>
+        <w:trPr>
+          <w:cantSplit/>
+        </w:trPr>
+        <w:tc>
+          <w:tcPr>
+            <w:tcW w:type="dxa" w:w="4422"/>
+            <w:tcBorders>
+              <w:top w:val="single" w:color="B5B5B5" w:sz="4"/>
+              <w:left w:val="single" w:color="B5B5B5" w:sz="4"/>
+              <w:bottom w:val="single" w:color="B5B5B5" w:sz="4"/>
+              <w:right w:val="single" w:color="B5B5B5" w:sz="4"/>
+            </w:tcBorders>
+            <w:tcMar>
+              <w:top w:type="dxa" w:w="50"/>
+              <w:left w:type="dxa" w:w="90"/>
+              <w:bottom w:type="dxa" w:w="50"/>
+              <w:right w:type="dxa" w:w="90"/>
+            </w:tcMar>
+          </w:tcPr>
+          <w:p>
+            <w:pPr>
+              <w:spacing w:after="0" w:line="264"/>
+            </w:pPr>
+            <w:r>
+              <w:rPr>
+                <w:sz w:val="18"/>
+                <w:szCs w:val="18"/>
+              </w:rPr>
+              <w:t xml:space="preserve">语音、灯光的硬件有吗？</w:t>
+            </w:r>
+          </w:p>
+        </w:tc>
+        <w:tc>
+          <w:tcPr>
+            <w:tcW w:type="dxa" w:w="5216"/>
+            <w:tcBorders>
+              <w:top w:val="single" w:color="B5B5B5" w:sz="4"/>
+              <w:left w:val="single" w:color="B5B5B5" w:sz="4"/>
+              <w:bottom w:val="single" w:color="B5B5B5" w:sz="4"/>
+              <w:right w:val="single" w:color="B5B5B5" w:sz="4"/>
+            </w:tcBorders>
+            <w:tcMar>
+              <w:top w:type="dxa" w:w="50"/>
+              <w:left w:type="dxa" w:w="90"/>
+              <w:bottom w:type="dxa" w:w="50"/>
+              <w:right w:type="dxa" w:w="90"/>
+            </w:tcMar>
+          </w:tcPr>
+          <w:p>
+            <w:pPr>
+              <w:spacing w:after="0" w:line="264"/>
+            </w:pPr>
+            <w:r>
+              <w:rPr>
+                <w:sz w:val="18"/>
+                <w:szCs w:val="18"/>
+              </w:rPr>
+              <w:t xml:space="preserve">蜂鸣器和 RGB 指令能发出且无总线错误，但灯色没有确认；音频模块课程资料里有，本机没测过。两项都写了硬件不可用时的退路。</w:t>
+            </w:r>
+          </w:p>
+        </w:tc>
+      </w:tr>
+      <w:tr>
+        <w:trPr>
+          <w:cantSplit/>
+        </w:trPr>
+        <w:tc>
+          <w:tcPr>
+            <w:tcW w:type="dxa" w:w="4422"/>
+            <w:tcBorders>
+              <w:top w:val="single" w:color="B5B5B5" w:sz="4"/>
+              <w:left w:val="single" w:color="B5B5B5" w:sz="4"/>
+              <w:bottom w:val="single" w:color="B5B5B5" w:sz="4"/>
+              <w:right w:val="single" w:color="B5B5B5" w:sz="4"/>
+            </w:tcBorders>
+            <w:tcMar>
+              <w:top w:type="dxa" w:w="50"/>
+              <w:left w:type="dxa" w:w="90"/>
+              <w:bottom w:type="dxa" w:w="50"/>
+              <w:right w:type="dxa" w:w="90"/>
+            </w:tcMar>
+          </w:tcPr>
+          <w:p>
+            <w:pPr>
+              <w:spacing w:after="0" w:line="264"/>
+            </w:pPr>
+            <w:r>
+              <w:rPr>
+                <w:sz w:val="18"/>
+                <w:szCs w:val="18"/>
+              </w:rPr>
+              <w:t xml:space="preserve">手机小程序来得及吗？</w:t>
+            </w:r>
+          </w:p>
+        </w:tc>
+        <w:tc>
+          <w:tcPr>
+            <w:tcW w:type="dxa" w:w="5216"/>
+            <w:tcBorders>
+              <w:top w:val="single" w:color="B5B5B5" w:sz="4"/>
+              <w:left w:val="single" w:color="B5B5B5" w:sz="4"/>
+              <w:bottom w:val="single" w:color="B5B5B5" w:sz="4"/>
+              <w:right w:val="single" w:color="B5B5B5" w:sz="4"/>
+            </w:tcBorders>
+            <w:tcMar>
+              <w:top w:type="dxa" w:w="50"/>
+              <w:left w:type="dxa" w:w="90"/>
+              <w:bottom w:type="dxa" w:w="50"/>
+              <w:right w:type="dxa" w:w="90"/>
+            </w:tcMar>
+          </w:tcPr>
+          <w:p>
+            <w:pPr>
+              <w:spacing w:after="0" w:line="264"/>
+            </w:pPr>
+            <w:r>
+              <w:rPr>
+                <w:sz w:val="18"/>
+                <w:szCs w:val="18"/>
+              </w:rPr>
+              <w:t xml:space="preserve">兜底是先做手机浏览器可用的响应式页面，小程序需要注册审核和 HTTPS 域名。</w:t>
+            </w:r>
+          </w:p>
+        </w:tc>
+      </w:tr>
+      <w:tr>
+        <w:trPr>
+          <w:cantSplit/>
+        </w:trPr>
+        <w:tc>
+          <w:tcPr>
+            <w:tcW w:type="dxa" w:w="4422"/>
+            <w:tcBorders>
+              <w:top w:val="single" w:color="B5B5B5" w:sz="4"/>
+              <w:left w:val="single" w:color="B5B5B5" w:sz="4"/>
+              <w:bottom w:val="single" w:color="B5B5B5" w:sz="4"/>
+              <w:right w:val="single" w:color="B5B5B5" w:sz="4"/>
+            </w:tcBorders>
+            <w:tcMar>
+              <w:top w:type="dxa" w:w="50"/>
+              <w:left w:type="dxa" w:w="90"/>
+              <w:bottom w:type="dxa" w:w="50"/>
+              <w:right w:type="dxa" w:w="90"/>
+            </w:tcMar>
+          </w:tcPr>
+          <w:p>
+            <w:pPr>
+              <w:spacing w:after="0" w:line="264"/>
+            </w:pPr>
+            <w:r>
+              <w:rPr>
+                <w:sz w:val="18"/>
+                <w:szCs w:val="18"/>
+              </w:rPr>
+              <w:t xml:space="preserve">兜底的 7 条路径是哪些？</w:t>
+            </w:r>
+          </w:p>
+        </w:tc>
+        <w:tc>
+          <w:tcPr>
+            <w:tcW w:type="dxa" w:w="5216"/>
+            <w:tcBorders>
+              <w:top w:val="single" w:color="B5B5B5" w:sz="4"/>
+              <w:left w:val="single" w:color="B5B5B5" w:sz="4"/>
+              <w:bottom w:val="single" w:color="B5B5B5" w:sz="4"/>
+              <w:right w:val="single" w:color="B5B5B5" w:sz="4"/>
+            </w:tcBorders>
+            <w:tcMar>
+              <w:top w:type="dxa" w:w="50"/>
+              <w:left w:type="dxa" w:w="90"/>
+              <w:bottom w:type="dxa" w:w="50"/>
+              <w:right w:type="dxa" w:w="90"/>
+            </w:tcMar>
+          </w:tcPr>
+          <w:p>
+            <w:pPr>
+              <w:spacing w:after="0" w:line="264"/>
+            </w:pPr>
+            <w:r>
+              <w:rPr>
+                <w:sz w:val="18"/>
+                <w:szCs w:val="18"/>
+              </w:rPr>
+              <w:t xml:space="preserve">夹爪没动则唤醒重试；夹空则记录并跳过；类别证据不足或位置不可达则跳过；放不下则放回原位，放不回则报错停机；接近遇阻则重新使能并退回观察位。完整清单与测试在仓库里，现场不逐条背。</w:t>
+            </w:r>
+          </w:p>
+        </w:tc>
+      </w:tr>
+      <w:tr>
+        <w:trPr>
+          <w:cantSplit/>
+        </w:trPr>
+        <w:tc>
+          <w:tcPr>
+            <w:tcW w:type="dxa" w:w="4422"/>
+            <w:tcBorders>
+              <w:top w:val="single" w:color="B5B5B5" w:sz="4"/>
+              <w:left w:val="single" w:color="B5B5B5" w:sz="4"/>
+              <w:bottom w:val="single" w:color="B5B5B5" w:sz="4"/>
+              <w:right w:val="single" w:color="B5B5B5" w:sz="4"/>
+            </w:tcBorders>
+            <w:tcMar>
+              <w:top w:type="dxa" w:w="50"/>
+              <w:left w:type="dxa" w:w="90"/>
+              <w:bottom w:type="dxa" w:w="50"/>
+              <w:right w:type="dxa" w:w="90"/>
+            </w:tcMar>
+          </w:tcPr>
+          <w:p>
+            <w:pPr>
+              <w:spacing w:after="0" w:line="264"/>
+            </w:pPr>
+            <w:r>
+              <w:rPr>
+                <w:sz w:val="18"/>
+                <w:szCs w:val="18"/>
+              </w:rPr>
               <w:t xml:space="preserve">分工具体是谁？</w:t>
             </w:r>
           </w:p>
@@ -1178,9 +1191,9 @@
         <w:t xml:space="preserve">☐ </w:t>
       </w:r>
       <w:r>
-        <w:t xml:space="preserve">投屏材料：一页纸摘要；备用展示</w:t>
-      </w:r>
-      <w:hyperlink w:history="1" r:id="rId2nlry4nt-4qa2otbquhpy">
+        <w:t xml:space="preserve">投屏与打印材料：两页纸需求说明；备用展示</w:t>
+      </w:r>
+      <w:hyperlink w:history="1" r:id="rId5hf3hzejgzdupppv7828d">
         <w:r>
           <w:rPr>
             <w:color w:val="1F5FA8"/>
@@ -1204,7 +1217,7 @@
       <w:r>
         <w:t xml:space="preserve">课程要求建立 Git 仓库：远程在 </w:t>
       </w:r>
-      <w:hyperlink w:history="1" r:id="rId_nvko2_qbbb8sibymjcfk">
+      <w:hyperlink w:history="1" r:id="rIdze39ahoyzniasuwbcpzjg">
         <w:r>
           <w:rPr>
             <w:color w:val="1F5FA8"/>
@@ -1226,7 +1239,7 @@
         <w:t xml:space="preserve">☐ </w:t>
       </w:r>
       <w:r>
-        <w:t xml:space="preserve">计时试讲一遍，超过 5 分钟就砍第 4 段的字段细节</w:t>
+        <w:t xml:space="preserve">四人各自计时试讲，再连起来走一遍；总时长超过 5 分钟时每人各删一句细节，不删数字</w:t>
       </w:r>
     </w:p>
     <w:p>
